--- a/JS CONCEPTS/Short note.docx
+++ b/JS CONCEPTS/Short note.docx
@@ -34,15 +34,8 @@
         </w:rPr>
         <w:t>scalable, maintainable, reusable, testable, and easy for multiple developers to work on</w:t>
       </w:r>
-    </w:p>
-    <w:p>
-      <w:pPr>
-        <w:pStyle w:val="ListParagraph"/>
-        <w:rPr>
-          <w:rStyle w:val="Strong"/>
-          <w:szCs w:val="24"/>
-        </w:rPr>
-      </w:pPr>
+      <w:bookmarkStart w:id="0" w:name="_GoBack"/>
+      <w:bookmarkEnd w:id="0"/>
     </w:p>
     <w:p>
       <w:pPr>
@@ -2752,8 +2745,6 @@
         </w:rPr>
         <w:t>)</w:t>
       </w:r>
-      <w:bookmarkStart w:id="0" w:name="_GoBack"/>
-      <w:bookmarkEnd w:id="0"/>
     </w:p>
     <w:p>
       <w:pPr>
